--- a/documentos/Manual-tecnico-AulaFacil.docx
+++ b/documentos/Manual-tecnico-AulaFacil.docx
@@ -82,7 +82,7 @@
           <w:sz w:val="20"/>
           <w:szCs w:val="20"/>
         </w:rPr>
-        <w:t xml:space="preserve">Versión 1.0 · Septiembre 2026</w:t>
+        <w:t xml:space="preserve">Versión 1.1 · Septiembre 2026</w:t>
       </w:r>
     </w:p>
     <w:p>
@@ -799,7 +799,7 @@
           <w:sz w:val="22"/>
           <w:szCs w:val="22"/>
         </w:rPr>
-        <w:t xml:space="preserve">La base tiene 23 tablas. Estas son las que sostienen el modelo:</w:t>
+        <w:t xml:space="preserve">La base tiene 24 tablas. Estas son las que sostienen el modelo:</w:t>
       </w:r>
     </w:p>
     <w:tbl>
@@ -1483,6 +1483,62 @@
           </w:p>
         </w:tc>
       </w:tr>
+      <w:tr>
+        <w:tc>
+          <w:tcPr>
+            <w:tcW w:type="dxa" w:w="3100"/>
+            <w:shd w:fill="F2F2F5" w:val="clear"/>
+            <w:tcMar>
+              <w:top w:type="dxa" w:w="70"/>
+              <w:left w:type="dxa" w:w="110"/>
+              <w:bottom w:type="dxa" w:w="70"/>
+              <w:right w:type="dxa" w:w="110"/>
+            </w:tcMar>
+          </w:tcPr>
+          <w:p>
+            <w:pPr>
+              <w:spacing w:after="0"/>
+            </w:pPr>
+            <w:r>
+              <w:rPr>
+                <w:rFonts w:ascii="Calibri" w:cs="Calibri" w:eastAsia="Calibri" w:hAnsi="Calibri"/>
+                <w:b w:val="false"/>
+                <w:bCs w:val="false"/>
+                <w:sz w:val="20"/>
+                <w:szCs w:val="20"/>
+              </w:rPr>
+              <w:t xml:space="preserve">ajustes_calificacion</w:t>
+            </w:r>
+          </w:p>
+        </w:tc>
+        <w:tc>
+          <w:tcPr>
+            <w:tcW w:type="dxa" w:w="6260"/>
+            <w:shd w:fill="F2F2F5" w:val="clear"/>
+            <w:tcMar>
+              <w:top w:type="dxa" w:w="70"/>
+              <w:left w:type="dxa" w:w="110"/>
+              <w:bottom w:type="dxa" w:w="70"/>
+              <w:right w:type="dxa" w:w="110"/>
+            </w:tcMar>
+          </w:tcPr>
+          <w:p>
+            <w:pPr>
+              <w:spacing w:after="0"/>
+            </w:pPr>
+            <w:r>
+              <w:rPr>
+                <w:rFonts w:ascii="Calibri" w:cs="Calibri" w:eastAsia="Calibri" w:hAnsi="Calibri"/>
+                <w:b w:val="false"/>
+                <w:bCs w:val="false"/>
+                <w:sz w:val="20"/>
+                <w:szCs w:val="20"/>
+              </w:rPr>
+              <w:t xml:space="preserve">Correcciones manuales del promedio, con motivo y autor</w:t>
+            </w:r>
+          </w:p>
+        </w:tc>
+      </w:tr>
     </w:tbl>
     <w:p>
       <w:pPr>
@@ -1571,6 +1627,161 @@
           <w:szCs w:val="22"/>
         </w:rPr>
         <w:t xml:space="preserve">El secreto del QR vive en su propia tabla y no como columna de sesiones, porque Row Level Security en PostgreSQL opera por fila y no por columna: si fuera columna, un alumno que puede ver la sesión podría leer el secreto.</w:t>
+      </w:r>
+    </w:p>
+    <w:p>
+      <w:pPr>
+        <w:pStyle w:val="ListParagraph"/>
+        <w:numPr>
+          <w:ilvl w:val="0"/>
+          <w:numId w:val="2"/>
+        </w:numPr>
+        <w:spacing w:after="70"/>
+      </w:pPr>
+      <w:r>
+        <w:rPr>
+          <w:rFonts w:ascii="Calibri" w:cs="Calibri" w:eastAsia="Calibri" w:hAnsi="Calibri"/>
+          <w:sz w:val="22"/>
+          <w:szCs w:val="22"/>
+        </w:rPr>
+        <w:t xml:space="preserve">Un ajuste manual de calificación no sobrescribe el cálculo: se guarda en su propia tabla con motivo y autor, y la interfaz muestra ambos valores. La trazabilidad importa más que la simplicidad del dato.</w:t>
+      </w:r>
+    </w:p>
+    <w:p>
+      <w:pPr>
+        <w:pStyle w:val="ListParagraph"/>
+        <w:numPr>
+          <w:ilvl w:val="0"/>
+          <w:numId w:val="2"/>
+        </w:numPr>
+        <w:spacing w:after="70"/>
+      </w:pPr>
+      <w:r>
+        <w:rPr>
+          <w:rFonts w:ascii="Calibri" w:cs="Calibri" w:eastAsia="Calibri" w:hAnsi="Calibri"/>
+          <w:sz w:val="22"/>
+          <w:szCs w:val="22"/>
+        </w:rPr>
+        <w:t xml:space="preserve">Una reposición no reabre la sesión cerrada ni edita la participación original: se inserta como fila aparte en participaciones_sesion, marcada con origen, motivo_reposicion, porcentaje_reposicion y resuelto_en. El registro del día sigue siendo evidencia fiel.</w:t>
+      </w:r>
+    </w:p>
+    <w:p>
+      <w:pPr>
+        <w:pStyle w:val="Heading2"/>
+        <w:spacing w:after="120" w:before="260"/>
+      </w:pPr>
+      <w:r>
+        <w:rPr>
+          <w:rFonts w:ascii="Calibri" w:cs="Calibri" w:eastAsia="Calibri" w:hAnsi="Calibri"/>
+          <w:b/>
+          <w:bCs/>
+          <w:color w:val="3A3B3E"/>
+          <w:sz w:val="26"/>
+          <w:szCs w:val="26"/>
+        </w:rPr>
+        <w:t xml:space="preserve">Identidad del alumno: por maestro, no global</w:t>
+      </w:r>
+    </w:p>
+    <w:p>
+      <w:pPr>
+        <w:spacing w:after="120" w:line="276"/>
+      </w:pPr>
+      <w:r>
+        <w:rPr>
+          <w:rFonts w:ascii="Calibri" w:cs="Calibri" w:eastAsia="Calibri" w:hAnsi="Calibri"/>
+          <w:sz w:val="22"/>
+          <w:szCs w:val="22"/>
+        </w:rPr>
+        <w:t xml:space="preserve">El diseño original hacía la matrícula única en todo el sistema, asumiendo que sería la del colegio. En la práctica eso no funciona: AulaFácil no es el sistema de control escolar, y los maestros no tienen acceso a las matrículas oficiales. Dos maestros que daban de alta al mismo alumno chocaban sin saber por qué.</w:t>
+      </w:r>
+    </w:p>
+    <w:p>
+      <w:pPr>
+        <w:spacing w:after="120" w:line="276"/>
+      </w:pPr>
+      <w:r>
+        <w:rPr>
+          <w:rFonts w:ascii="Calibri" w:cs="Calibri" w:eastAsia="Calibri" w:hAnsi="Calibri"/>
+          <w:sz w:val="22"/>
+          <w:szCs w:val="22"/>
+        </w:rPr>
+        <w:t xml:space="preserve">Hoy alumnos.profesor_id marca al dueño, y la unicidad de la matrícula está limitada por maestro mediante un índice único parcial que además solo aplica a los alumnos activos. Un mismo estudiante puede existir varias veces, una por maestro, cada una con su propia credencial.</w:t>
+      </w:r>
+    </w:p>
+    <w:p>
+      <w:pPr>
+        <w:spacing w:after="120" w:line="276"/>
+      </w:pPr>
+      <w:r>
+        <w:rPr>
+          <w:rFonts w:ascii="Calibri" w:cs="Calibri" w:eastAsia="Calibri" w:hAnsi="Calibri"/>
+          <w:sz w:val="22"/>
+          <w:szCs w:val="22"/>
+        </w:rPr>
+        <w:t xml:space="preserve">Como auth.users sí exige correo único globalmente, crear-alumnos prueba sufijos hasta encontrar uno libre y guarda el resultado en alumnos.correo_login, que es lo que la interfaz le muestra al maestro para que se lo dé al alumno.</w:t>
+      </w:r>
+    </w:p>
+    <w:p>
+      <w:pPr>
+        <w:pBdr>
+          <w:left w:val="single" w:color="D02B2F" w:sz="18" w:space="8"/>
+        </w:pBdr>
+        <w:shd w:fill="F2F2F5" w:val="clear"/>
+        <w:spacing w:after="160" w:before="140"/>
+        <w:ind w:left="120" w:right="120"/>
+      </w:pPr>
+      <w:r>
+        <w:rPr>
+          <w:rFonts w:ascii="Calibri" w:cs="Calibri" w:eastAsia="Calibri" w:hAnsi="Calibri"/>
+          <w:i/>
+          <w:iCs/>
+          <w:sz w:val="22"/>
+          <w:szCs w:val="22"/>
+        </w:rPr>
+        <w:t xml:space="preserve">Efecto lateral deseable: un alumno tiene credenciales distintas en cada materia, así que una contraseña prestada solo compromete esa clase. El costo es que la misma persona aparece como varias filas; es aceptable porque el sistema es el control del maestro, no el del colegio.</w:t>
+      </w:r>
+    </w:p>
+    <w:p>
+      <w:pPr>
+        <w:pStyle w:val="Heading2"/>
+        <w:spacing w:after="120" w:before="260"/>
+      </w:pPr>
+      <w:r>
+        <w:rPr>
+          <w:rFonts w:ascii="Calibri" w:cs="Calibri" w:eastAsia="Calibri" w:hAnsi="Calibri"/>
+          <w:b/>
+          <w:bCs/>
+          <w:color w:val="3A3B3E"/>
+          <w:sz w:val="26"/>
+          <w:szCs w:val="26"/>
+        </w:rPr>
+        <w:t xml:space="preserve">Egreso: liberar matrículas sin borrar historia</w:t>
+      </w:r>
+    </w:p>
+    <w:p>
+      <w:pPr>
+        <w:spacing w:after="120" w:line="276"/>
+      </w:pPr>
+      <w:r>
+        <w:rPr>
+          <w:rFonts w:ascii="Calibri" w:cs="Calibri" w:eastAsia="Calibri" w:hAnsi="Calibri"/>
+          <w:sz w:val="22"/>
+          <w:szCs w:val="22"/>
+        </w:rPr>
+        <w:t xml:space="preserve">Las columnas activo y ciclo_egreso de alumnos implementan el ciclo de vida. Al egresar, la Edge Function egresar-alumnos marca activo en falso, registra el ciclo y libera el correo de Auth, de modo que el índice único parcial deja de considerar esa matrícula y el número queda disponible otra vez.</w:t>
+      </w:r>
+    </w:p>
+    <w:p>
+      <w:pPr>
+        <w:spacing w:after="120" w:line="276"/>
+      </w:pPr>
+      <w:r>
+        <w:rPr>
+          <w:rFonts w:ascii="Calibri" w:cs="Calibri" w:eastAsia="Calibri" w:hAnsi="Calibri"/>
+          <w:sz w:val="22"/>
+          <w:szCs w:val="22"/>
+        </w:rPr>
+        <w:t xml:space="preserve">Ningún dato académico se borra: intentos, respuestas, asistencias, participaciones y calificaciones siguen apuntando al mismo identificador y se consultan desde los grupos archivados. Solo se exige que el alumno ya no esté en ningún grupo activo, para evitar egresar a alguien que sigue en clase.</w:t>
       </w:r>
     </w:p>
     <w:p>
@@ -1981,6 +2192,19 @@
         <w:t xml:space="preserve">Concentran todo lo que no puede confiarse al navegador. Usan la llave de servicio, que nunca sale del servidor.</w:t>
       </w:r>
     </w:p>
+    <w:p>
+      <w:pPr>
+        <w:spacing w:after="120" w:line="276"/>
+      </w:pPr>
+      <w:r>
+        <w:rPr>
+          <w:rFonts w:ascii="Calibri" w:cs="Calibri" w:eastAsia="Calibri" w:hAnsi="Calibri"/>
+          <w:sz w:val="22"/>
+          <w:szCs w:val="22"/>
+        </w:rPr>
+        <w:t xml:space="preserve">Son nueve funciones desplegadas:</w:t>
+      </w:r>
+    </w:p>
     <w:tbl>
       <w:tblPr>
         <w:tblW w:type="dxa" w:w="9360"/>
@@ -2107,7 +2331,7 @@
                 <w:sz w:val="20"/>
                 <w:szCs w:val="20"/>
               </w:rPr>
-              <w:t xml:space="preserve">Alta en lote; si la matrícula existe, inscribe al alumno en vez de duplicarlo</w:t>
+              <w:t xml:space="preserve">Alta en lote. Resuelve la matrícula contra los alumnos activos de ese maestro y negocia un correo libre</w:t>
             </w:r>
           </w:p>
         </w:tc>
@@ -2438,6 +2662,116 @@
                 <w:szCs w:val="20"/>
               </w:rPr>
               <w:t xml:space="preserve">Convierte en puntos la lista definitiva que aprobó el maestro</w:t>
+            </w:r>
+          </w:p>
+        </w:tc>
+      </w:tr>
+      <w:tr>
+        <w:tc>
+          <w:tcPr>
+            <w:tcW w:type="dxa" w:w="2900"/>
+            <w:shd w:fill="F2F2F5" w:val="clear"/>
+            <w:tcMar>
+              <w:top w:type="dxa" w:w="70"/>
+              <w:left w:type="dxa" w:w="110"/>
+              <w:bottom w:type="dxa" w:w="70"/>
+              <w:right w:type="dxa" w:w="110"/>
+            </w:tcMar>
+          </w:tcPr>
+          <w:p>
+            <w:pPr>
+              <w:spacing w:after="0"/>
+            </w:pPr>
+            <w:r>
+              <w:rPr>
+                <w:rFonts w:ascii="Calibri" w:cs="Calibri" w:eastAsia="Calibri" w:hAnsi="Calibri"/>
+                <w:b w:val="false"/>
+                <w:bCs w:val="false"/>
+                <w:sz w:val="20"/>
+                <w:szCs w:val="20"/>
+              </w:rPr>
+              <w:t xml:space="preserve">egresar-alumnos</w:t>
+            </w:r>
+          </w:p>
+        </w:tc>
+        <w:tc>
+          <w:tcPr>
+            <w:tcW w:type="dxa" w:w="6460"/>
+            <w:shd w:fill="F2F2F5" w:val="clear"/>
+            <w:tcMar>
+              <w:top w:type="dxa" w:w="70"/>
+              <w:left w:type="dxa" w:w="110"/>
+              <w:bottom w:type="dxa" w:w="70"/>
+              <w:right w:type="dxa" w:w="110"/>
+            </w:tcMar>
+          </w:tcPr>
+          <w:p>
+            <w:pPr>
+              <w:spacing w:after="0"/>
+            </w:pPr>
+            <w:r>
+              <w:rPr>
+                <w:rFonts w:ascii="Calibri" w:cs="Calibri" w:eastAsia="Calibri" w:hAnsi="Calibri"/>
+                <w:b w:val="false"/>
+                <w:bCs w:val="false"/>
+                <w:sz w:val="20"/>
+                <w:szCs w:val="20"/>
+              </w:rPr>
+              <w:t xml:space="preserve">Marca el egreso y libera el correo de Auth para reciclar la matrícula</w:t>
+            </w:r>
+          </w:p>
+        </w:tc>
+      </w:tr>
+      <w:tr>
+        <w:tc>
+          <w:tcPr>
+            <w:tcW w:type="dxa" w:w="2900"/>
+            <w:tcMar>
+              <w:top w:type="dxa" w:w="70"/>
+              <w:left w:type="dxa" w:w="110"/>
+              <w:bottom w:type="dxa" w:w="70"/>
+              <w:right w:type="dxa" w:w="110"/>
+            </w:tcMar>
+          </w:tcPr>
+          <w:p>
+            <w:pPr>
+              <w:spacing w:after="0"/>
+            </w:pPr>
+            <w:r>
+              <w:rPr>
+                <w:rFonts w:ascii="Calibri" w:cs="Calibri" w:eastAsia="Calibri" w:hAnsi="Calibri"/>
+                <w:b w:val="false"/>
+                <w:bCs w:val="false"/>
+                <w:sz w:val="20"/>
+                <w:szCs w:val="20"/>
+              </w:rPr>
+              <w:t xml:space="preserve">crear-alumno</w:t>
+            </w:r>
+          </w:p>
+        </w:tc>
+        <w:tc>
+          <w:tcPr>
+            <w:tcW w:type="dxa" w:w="6460"/>
+            <w:tcMar>
+              <w:top w:type="dxa" w:w="70"/>
+              <w:left w:type="dxa" w:w="110"/>
+              <w:bottom w:type="dxa" w:w="70"/>
+              <w:right w:type="dxa" w:w="110"/>
+            </w:tcMar>
+          </w:tcPr>
+          <w:p>
+            <w:pPr>
+              <w:spacing w:after="0"/>
+            </w:pPr>
+            <w:r>
+              <w:rPr>
+                <w:rFonts w:ascii="Calibri" w:cs="Calibri" w:eastAsia="Calibri" w:hAnsi="Calibri"/>
+                <w:b w:val="false"/>
+                <w:bCs w:val="false"/>
+                <w:sz w:val="20"/>
+                <w:szCs w:val="20"/>
+              </w:rPr>
+              <w:t xml:space="preserve">Obsoleta. Versión de un solo alumno, reemplazada por crear-alumnos. Puede eliminarse</w:t>
             </w:r>
           </w:p>
         </w:tc>
@@ -2689,7 +3023,124 @@
           <w:sz w:val="34"/>
           <w:szCs w:val="34"/>
         </w:rPr>
-        <w:t xml:space="preserve">6. Compilación y despliegue</w:t>
+        <w:t xml:space="preserve">6. Versionado del esquema</w:t>
+      </w:r>
+    </w:p>
+    <w:p>
+      <w:pPr>
+        <w:spacing w:after="120" w:line="276"/>
+      </w:pPr>
+      <w:r>
+        <w:rPr>
+          <w:rFonts w:ascii="Calibri" w:cs="Calibri" w:eastAsia="Calibri" w:hAnsi="Calibri"/>
+          <w:sz w:val="22"/>
+          <w:szCs w:val="22"/>
+        </w:rPr>
+        <w:t xml:space="preserve">El esquema no se administra a mano desde el panel de Supabase: cada cambio es una migración con nombre y fecha. A la fecha de este documento hay 27 migraciones, desde la creación del esquema hasta la identidad por maestro, y viven en supabase/migrations dentro del repositorio.</w:t>
+      </w:r>
+    </w:p>
+    <w:p>
+      <w:pPr>
+        <w:spacing w:after="120" w:line="276"/>
+      </w:pPr>
+      <w:r>
+        <w:rPr>
+          <w:rFonts w:ascii="Calibri" w:cs="Calibri" w:eastAsia="Calibri" w:hAnsi="Calibri"/>
+          <w:sz w:val="22"/>
+          <w:szCs w:val="22"/>
+        </w:rPr>
+        <w:t xml:space="preserve">Esto es lo que hace reproducible el sistema. Con el repositorio y una cuenta de Supabase vacía se puede levantar una instancia idéntica sin depender del proyecto actual:</w:t>
+      </w:r>
+    </w:p>
+    <w:p>
+      <w:pPr>
+        <w:pStyle w:val="ListParagraph"/>
+        <w:numPr>
+          <w:ilvl w:val="0"/>
+          <w:numId w:val="3"/>
+        </w:numPr>
+        <w:spacing w:after="70"/>
+      </w:pPr>
+      <w:r>
+        <w:rPr>
+          <w:rFonts w:ascii="Calibri" w:cs="Calibri" w:eastAsia="Calibri" w:hAnsi="Calibri"/>
+          <w:sz w:val="22"/>
+          <w:szCs w:val="22"/>
+        </w:rPr>
+        <w:t xml:space="preserve">npx supabase link --project-ref &lt;identificador del proyecto nuevo&gt;</w:t>
+      </w:r>
+    </w:p>
+    <w:p>
+      <w:pPr>
+        <w:pStyle w:val="ListParagraph"/>
+        <w:numPr>
+          <w:ilvl w:val="0"/>
+          <w:numId w:val="3"/>
+        </w:numPr>
+        <w:spacing w:after="70"/>
+      </w:pPr>
+      <w:r>
+        <w:rPr>
+          <w:rFonts w:ascii="Calibri" w:cs="Calibri" w:eastAsia="Calibri" w:hAnsi="Calibri"/>
+          <w:sz w:val="22"/>
+          <w:szCs w:val="22"/>
+        </w:rPr>
+        <w:t xml:space="preserve">npx supabase db push, que aplica las migraciones en orden</w:t>
+      </w:r>
+    </w:p>
+    <w:p>
+      <w:pPr>
+        <w:pStyle w:val="ListParagraph"/>
+        <w:numPr>
+          <w:ilvl w:val="0"/>
+          <w:numId w:val="3"/>
+        </w:numPr>
+        <w:spacing w:after="70"/>
+      </w:pPr>
+      <w:r>
+        <w:rPr>
+          <w:rFonts w:ascii="Calibri" w:cs="Calibri" w:eastAsia="Calibri" w:hAnsi="Calibri"/>
+          <w:sz w:val="22"/>
+          <w:szCs w:val="22"/>
+        </w:rPr>
+        <w:t xml:space="preserve">npx supabase functions deploy &lt;nombre&gt;, una por cada Edge Function</w:t>
+      </w:r>
+    </w:p>
+    <w:p>
+      <w:pPr>
+        <w:pBdr>
+          <w:left w:val="single" w:color="D02B2F" w:sz="18" w:space="8"/>
+        </w:pBdr>
+        <w:shd w:fill="F2F2F5" w:val="clear"/>
+        <w:spacing w:after="160" w:before="140"/>
+        <w:ind w:left="120" w:right="120"/>
+      </w:pPr>
+      <w:r>
+        <w:rPr>
+          <w:rFonts w:ascii="Calibri" w:cs="Calibri" w:eastAsia="Calibri" w:hAnsi="Calibri"/>
+          <w:i/>
+          <w:iCs/>
+          <w:sz w:val="22"/>
+          <w:szCs w:val="22"/>
+        </w:rPr>
+        <w:t xml:space="preserve">Si se toca la base directamente desde el panel, hay que bajar el cambio con npx supabase db pull para que quede registrado. Un cambio aplicado solo en producción existe únicamente ahí y se pierde en cualquier migración futura.</w:t>
+      </w:r>
+    </w:p>
+    <w:p>
+      <w:pPr>
+        <w:pStyle w:val="Heading1"/>
+        <w:spacing w:after="160" w:before="360"/>
+      </w:pPr>
+      <w:r>
+        <w:rPr>
+          <w:rFonts w:ascii="Calibri" w:cs="Calibri" w:eastAsia="Calibri" w:hAnsi="Calibri"/>
+          <w:b/>
+          <w:bCs/>
+          <w:color w:val="D02B2F"/>
+          <w:sz w:val="34"/>
+          <w:szCs w:val="34"/>
+        </w:rPr>
+        <w:t xml:space="preserve">7. Compilación y despliegue</w:t>
       </w:r>
     </w:p>
     <w:p>
@@ -3114,7 +3565,7 @@
           <w:sz w:val="34"/>
           <w:szCs w:val="34"/>
         </w:rPr>
-        <w:t xml:space="preserve">7. Mantenimiento</w:t>
+        <w:t xml:space="preserve">8. Mantenimiento</w:t>
       </w:r>
     </w:p>
     <w:p>
@@ -3238,6 +3689,54 @@
     </w:p>
     <w:p>
       <w:pPr>
+        <w:pStyle w:val="ListParagraph"/>
+        <w:numPr>
+          <w:ilvl w:val="0"/>
+          <w:numId w:val="2"/>
+        </w:numPr>
+        <w:spacing w:after="70"/>
+      </w:pPr>
+      <w:r>
+        <w:rPr>
+          <w:rFonts w:ascii="Calibri" w:cs="Calibri" w:eastAsia="Calibri" w:hAnsi="Calibri"/>
+          <w:sz w:val="22"/>
+          <w:szCs w:val="22"/>
+        </w:rPr>
+        <w:t xml:space="preserve">El borrado definitivo de un alumno no se hace desde la aplicación: requiere eliminar la cuenta en auth.users, y el borrado cascadea a todo su historial. La operación normal es el egreso, que conserva los datos.</w:t>
+      </w:r>
+    </w:p>
+    <w:p>
+      <w:pPr>
+        <w:pStyle w:val="Heading2"/>
+        <w:spacing w:after="120" w:before="260"/>
+      </w:pPr>
+      <w:r>
+        <w:rPr>
+          <w:rFonts w:ascii="Calibri" w:cs="Calibri" w:eastAsia="Calibri" w:hAnsi="Calibri"/>
+          <w:b/>
+          <w:bCs/>
+          <w:color w:val="3A3B3E"/>
+          <w:sz w:val="26"/>
+          <w:szCs w:val="26"/>
+        </w:rPr>
+        <w:t xml:space="preserve">Auditoría de seguridad</w:t>
+      </w:r>
+    </w:p>
+    <w:p>
+      <w:pPr>
+        <w:spacing w:after="120" w:line="276"/>
+      </w:pPr>
+      <w:r>
+        <w:rPr>
+          <w:rFonts w:ascii="Calibri" w:cs="Calibri" w:eastAsia="Calibri" w:hAnsi="Calibri"/>
+          <w:sz w:val="22"/>
+          <w:szCs w:val="22"/>
+        </w:rPr>
+        <w:t xml:space="preserve">El analizador de Supabase no reporta ningún error sobre el proyecto: no hay tablas sin RLS ni políticas permisivas. Las advertencias abiertas son menores: las funciones auxiliares es_profesor_del_grupo y alumno_en_grupo quedan expuestas como RPC, aunque solo devuelven un booleano sobre el propio usuario, y la verificación de contraseñas filtradas de Supabase Auth está desactivada.</w:t>
+      </w:r>
+    </w:p>
+    <w:p>
+      <w:pPr>
         <w:pStyle w:val="Heading1"/>
         <w:spacing w:after="160" w:before="360"/>
       </w:pPr>
@@ -3250,7 +3749,7 @@
           <w:sz w:val="34"/>
           <w:szCs w:val="34"/>
         </w:rPr>
-        <w:t xml:space="preserve">8. Accesos a transferir</w:t>
+        <w:t xml:space="preserve">9. Accesos a transferir</w:t>
       </w:r>
     </w:p>
     <w:p>
@@ -3743,6 +4242,12 @@
   </w:num>
   <w:num w:numId="2">
     <w:abstractNumId w:val="2"/>
+    <w:lvlOverride w:ilvl="0">
+      <w:startOverride w:val="1"/>
+    </w:lvlOverride>
+  </w:num>
+  <w:num w:numId="3">
+    <w:abstractNumId w:val="3"/>
     <w:lvlOverride w:ilvl="0">
       <w:startOverride w:val="1"/>
     </w:lvlOverride>
